--- a/app/pages/editor-de-documentos/arquivos/CTR-0142.docx
+++ b/app/pages/editor-de-documentos/arquivos/CTR-0142.docx
@@ -77,7 +77,7 @@
           <w:i/>
           <w:sz w:val="16"/>
         </w:rPr>
-        <w:t>Documento fictício do protótipo do ENSPACE. Item CTR-0142, campo Minuta do contrato, versão 4.</w:t>
+        <w:t>Documento fictício do protótipo do ENSPACE. Item CTR-0142, campo Minuta do contrato, versão 1.</w:t>
       </w:r>
     </w:p>
     <w:sectPr>
